--- a/RoadRage_Final_Report.docx
+++ b/RoadRage_Final_Report.docx
@@ -401,7 +401,7 @@
         </w:numPr>
       </w:pPr>
       <w:r>
-        <w:t xml:space="preserve">The app starts trip monitoring and displays live speed, timer, and harsh event count.</w:t>
+        <w:t xml:space="preserve">The app starts trip monitoring and displays a live map with current location, route line, timer, speed, and harsh event count overlays.</w:t>
       </w:r>
     </w:p>
     <w:p>
@@ -491,7 +491,7 @@
     </w:p>
     <w:p>
       <w:r>
-        <w:t xml:space="preserve">The Trip screen displays live speed in km/h, trip duration, speed status, a speed graph, and harsh event count. The background color of the speed card changes based on speed level.</w:t>
+        <w:t xml:space="preserve">The Trip screen now uses a map-first interface. The Google map fills the screen, while speed, speed status, timer, harsh event count, speed graph, and End Trip button appear as overlays. This keeps the driver focused on the route while still showing safety feedback.</w:t>
       </w:r>
     </w:p>
     <w:p>
@@ -499,7 +499,7 @@
         <w:pStyle w:val="Placeholder"/>
       </w:pPr>
       <w:r>
-        <w:t xml:space="preserve">[SCREENSHOT PLACEHOLDER: Trip monitoring screen with live speed, timer, speed graph, and harsh event counter]</w:t>
+        <w:t xml:space="preserve">[SCREENSHOT PLACEHOLDER: Live trip map with current location, route line, speed overlay, timer, harsh event counter, and End button]</w:t>
       </w:r>
     </w:p>
     <w:p>
@@ -533,7 +533,7 @@
     </w:p>
     <w:p>
       <w:r>
-        <w:t xml:space="preserve">The History screen lists previous trips using a RecyclerView. Tapping a trip opens a Google Maps route view. Route segments are colored by speed, using blue, green, orange, and red to show speed ranges.</w:t>
+        <w:t xml:space="preserve">The History screen lists previous trips using a RecyclerView. Tapping a trip opens a Google Maps route view. The Result screen also includes a View Route button so the user can open the route immediately after a trip. Route segments are colored by speed, using blue, green, orange, and red to show speed ranges.</w:t>
       </w:r>
     </w:p>
     <w:p>
@@ -633,7 +633,7 @@
     </w:p>
     <w:p>
       <w:r>
-        <w:t xml:space="preserve">When a trip starts, TripActivity starts the accelerometer listener and location tracker. The UI updates speed, timer, and event count while the user drives. When the user ends the trip, tracking stops and the trip is saved.</w:t>
+        <w:t xml:space="preserve">When a trip starts, TripActivity starts the accelerometer listener, location tracker, and live map fragment. The UI updates the current location marker, route line, speed, timer, and event count while the user drives. When the user ends the trip, tracking stops and the trip is saved.</w:t>
       </w:r>
     </w:p>
     <w:p>
@@ -771,7 +771,7 @@
     </w:p>
     <w:p>
       <w:r>
-        <w:t xml:space="preserve">MapActivity uses Google Maps to show recorded trip routes from the locations table. The AndroidManifest currently contains the placeholder value YOUR_ANDROID_MAPS_API_KEY, so a valid Google Maps API key is required before the map can work fully on a device.</w:t>
+        <w:t xml:space="preserve">TripActivity and MapActivity use Google Maps through SupportMapFragment. TripActivity shows the current location and live route while driving, and MapActivity shows the saved route after the trip. This satisfies the course fragment requirement and uses the locations table for route data. A valid Google Maps API key is still required on the device.</w:t>
       </w:r>
     </w:p>
     <w:p>
@@ -847,18 +847,18 @@
         </w:numPr>
       </w:pPr>
       <w:r>
-        <w:t xml:space="preserve">TripActivity: live trip monitoring, event counting, score calculation, and trip saving.</w:t>
-      </w:r>
-    </w:p>
-    <w:p>
-      <w:pPr>
-        <w:numPr>
-          <w:ilvl w:val="0"/>
-          <w:numId w:val="2"/>
-        </w:numPr>
-      </w:pPr>
-      <w:r>
-        <w:t xml:space="preserve">ResultActivity: final score screen, coaching message, streak update, and achievement unlocks.</w:t>
+        <w:t xml:space="preserve">TripActivity: live map trip monitoring, current location marker, route drawing, event counting, score calculation, and trip saving.</w:t>
+      </w:r>
+    </w:p>
+    <w:p>
+      <w:pPr>
+        <w:numPr>
+          <w:ilvl w:val="0"/>
+          <w:numId w:val="2"/>
+        </w:numPr>
+      </w:pPr>
+      <w:r>
+        <w:t xml:space="preserve">ResultActivity: final score screen, coaching message, route shortcut button, streak update, and achievement unlocks.</w:t>
       </w:r>
     </w:p>
     <w:p>
@@ -880,7 +880,7 @@
         </w:numPr>
       </w:pPr>
       <w:r>
-        <w:t xml:space="preserve">MapActivity: Google Maps route display using saved location points and speed colors.</w:t>
+        <w:t xml:space="preserve">MapActivity: Google Maps route display using saved location points, speed colors, and route diagnostics.</w:t>
       </w:r>
     </w:p>
     <w:p>
